--- a/pr-preview/pr-90/chapters/12-ip-weighting-marginal-structural-models-tracked-changes.docx
+++ b/pr-preview/pr-90/chapters/12-ip-weighting-marginal-structural-models-tracked-changes.docx
@@ -1729,7 +1729,17 @@
       </w:pPr>
       <w:ins w:id="40" w:author="PR Preview" w:date="2024-01-01T00:00:00Z">
         <w:r>
-          <w:t xml:space="preserve">Chapter 18 discusses how to select confounders; here the 9-variable adjustment set is taken as given</w:t>
+          <w:t xml:space="preserve">Chapter 18 discusses how to select confounders;</w:t>
+        </w:r>
+      </w:ins>
+      <w:ins w:id="40" w:author="PR Preview" w:date="2024-01-01T00:00:00Z">
+        <w:r>
+          <w:t xml:space="preserve"> </w:t>
+        </w:r>
+      </w:ins>
+      <w:ins w:id="40" w:author="PR Preview" w:date="2024-01-01T00:00:00Z">
+        <w:r>
+          <w:t xml:space="preserve">here the 9-variable adjustment set is taken as given</w:t>
         </w:r>
       </w:ins>
       <w:ins w:id="40" w:author="PR Preview" w:date="2024-01-01T00:00:00Z">
@@ -2156,39 +2166,37 @@
             </m:r>
           </m:sub>
         </m:sSub>
-        <m:r>
-          <m:rPr>
-            <m:sty m:val="p"/>
-          </m:rPr>
-          <m:t>[</m:t>
-        </m:r>
-        <m:r>
-          <m:t>Y</m:t>
-        </m:r>
-        <m:r>
-          <m:rPr>
-            <m:sty m:val="p"/>
-          </m:rPr>
-          <m:t>∣</m:t>
-        </m:r>
-        <m:r>
-          <m:t>A</m:t>
-        </m:r>
-        <m:r>
-          <m:rPr>
-            <m:sty m:val="p"/>
-          </m:rPr>
-          <m:t>=</m:t>
-        </m:r>
-        <m:r>
-          <m:t>a</m:t>
-        </m:r>
-        <m:r>
-          <m:rPr>
-            <m:sty m:val="p"/>
-          </m:rPr>
-          <m:t>]</m:t>
-        </m:r>
+        <m:d>
+          <m:dPr>
+            <m:begChr m:val="["/>
+            <m:sepChr m:val=""/>
+            <m:endChr m:val="]"/>
+            <m:grow/>
+          </m:dPr>
+          <m:e>
+            <m:r>
+              <m:t>Y</m:t>
+            </m:r>
+            <m:r>
+              <m:rPr>
+                <m:sty m:val="p"/>
+              </m:rPr>
+              <m:t>∣</m:t>
+            </m:r>
+            <m:r>
+              <m:t>A</m:t>
+            </m:r>
+            <m:r>
+              <m:rPr>
+                <m:sty m:val="p"/>
+              </m:rPr>
+              <m:t>=</m:t>
+            </m:r>
+            <m:r>
+              <m:t>a</m:t>
+            </m:r>
+          </m:e>
+        </m:d>
       </m:oMath>
       <w:ins w:id="45" w:author="PR Preview" w:date="2024-01-01T00:00:00Z">
         <w:r>
@@ -2483,39 +2491,37 @@
             </m:r>
           </m:sub>
         </m:sSub>
-        <m:r>
-          <m:rPr>
-            <m:sty m:val="p"/>
-          </m:rPr>
-          <m:t>[</m:t>
-        </m:r>
-        <m:r>
-          <m:t>Y</m:t>
-        </m:r>
-        <m:r>
-          <m:rPr>
-            <m:sty m:val="p"/>
-          </m:rPr>
-          <m:t>∣</m:t>
-        </m:r>
-        <m:r>
-          <m:t>A</m:t>
-        </m:r>
-        <m:r>
-          <m:rPr>
-            <m:sty m:val="p"/>
-          </m:rPr>
-          <m:t>=</m:t>
-        </m:r>
-        <m:r>
-          <m:t>a</m:t>
-        </m:r>
-        <m:r>
-          <m:rPr>
-            <m:sty m:val="p"/>
-          </m:rPr>
-          <m:t>]</m:t>
-        </m:r>
+        <m:d>
+          <m:dPr>
+            <m:begChr m:val="["/>
+            <m:sepChr m:val=""/>
+            <m:endChr m:val="]"/>
+            <m:grow/>
+          </m:dPr>
+          <m:e>
+            <m:r>
+              <m:t>Y</m:t>
+            </m:r>
+            <m:r>
+              <m:rPr>
+                <m:sty m:val="p"/>
+              </m:rPr>
+              <m:t>∣</m:t>
+            </m:r>
+            <m:r>
+              <m:t>A</m:t>
+            </m:r>
+            <m:r>
+              <m:rPr>
+                <m:sty m:val="p"/>
+              </m:rPr>
+              <m:t>=</m:t>
+            </m:r>
+            <m:r>
+              <m:t>a</m:t>
+            </m:r>
+          </m:e>
+        </m:d>
       </m:oMath>
       <w:ins w:id="48" w:author="PR Preview" w:date="2024-01-01T00:00:00Z">
         <w:r>
@@ -3157,7 +3163,17 @@
       </w:ins>
       <w:ins w:id="52" w:author="PR Preview" w:date="2024-01-01T00:00:00Z">
         <w:r>
-          <w:t xml:space="preserve">; Chapter 15 discusses propensity scores in detail</w:t>
+          <w:t xml:space="preserve">;</w:t>
+        </w:r>
+      </w:ins>
+      <w:ins w:id="52" w:author="PR Preview" w:date="2024-01-01T00:00:00Z">
+        <w:r>
+          <w:t xml:space="preserve"> </w:t>
+        </w:r>
+      </w:ins>
+      <w:ins w:id="52" w:author="PR Preview" w:date="2024-01-01T00:00:00Z">
+        <w:r>
+          <w:t xml:space="preserve">Chapter 15 discusses propensity scores in detail</w:t>
         </w:r>
       </w:ins>
       <w:ins w:id="52" w:author="PR Preview" w:date="2024-01-01T00:00:00Z">
@@ -4933,39 +4949,37 @@
             </m:r>
           </m:sub>
         </m:sSub>
-        <m:r>
-          <m:rPr>
-            <m:sty m:val="p"/>
-          </m:rPr>
-          <m:t>[</m:t>
-        </m:r>
-        <m:r>
-          <m:t>Y</m:t>
-        </m:r>
-        <m:r>
-          <m:rPr>
-            <m:sty m:val="p"/>
-          </m:rPr>
-          <m:t>∣</m:t>
-        </m:r>
-        <m:r>
-          <m:t>A</m:t>
-        </m:r>
-        <m:r>
-          <m:rPr>
-            <m:sty m:val="p"/>
-          </m:rPr>
-          <m:t>=</m:t>
-        </m:r>
-        <m:r>
-          <m:t>1</m:t>
-        </m:r>
-        <m:r>
-          <m:rPr>
-            <m:sty m:val="p"/>
-          </m:rPr>
-          <m:t>]</m:t>
-        </m:r>
+        <m:d>
+          <m:dPr>
+            <m:begChr m:val="["/>
+            <m:sepChr m:val=""/>
+            <m:endChr m:val="]"/>
+            <m:grow/>
+          </m:dPr>
+          <m:e>
+            <m:r>
+              <m:t>Y</m:t>
+            </m:r>
+            <m:r>
+              <m:rPr>
+                <m:sty m:val="p"/>
+              </m:rPr>
+              <m:t>∣</m:t>
+            </m:r>
+            <m:r>
+              <m:t>A</m:t>
+            </m:r>
+            <m:r>
+              <m:rPr>
+                <m:sty m:val="p"/>
+              </m:rPr>
+              <m:t>=</m:t>
+            </m:r>
+            <m:r>
+              <m:t>1</m:t>
+            </m:r>
+          </m:e>
+        </m:d>
         <m:r>
           <m:rPr>
             <m:sty m:val="p"/>
@@ -4991,39 +5005,37 @@
             </m:r>
           </m:sub>
         </m:sSub>
-        <m:r>
-          <m:rPr>
-            <m:sty m:val="p"/>
-          </m:rPr>
-          <m:t>[</m:t>
-        </m:r>
-        <m:r>
-          <m:t>Y</m:t>
-        </m:r>
-        <m:r>
-          <m:rPr>
-            <m:sty m:val="p"/>
-          </m:rPr>
-          <m:t>∣</m:t>
-        </m:r>
-        <m:r>
-          <m:t>A</m:t>
-        </m:r>
-        <m:r>
-          <m:rPr>
-            <m:sty m:val="p"/>
-          </m:rPr>
-          <m:t>=</m:t>
-        </m:r>
-        <m:r>
-          <m:t>0</m:t>
-        </m:r>
-        <m:r>
-          <m:rPr>
-            <m:sty m:val="p"/>
-          </m:rPr>
-          <m:t>]</m:t>
-        </m:r>
+        <m:d>
+          <m:dPr>
+            <m:begChr m:val="["/>
+            <m:sepChr m:val=""/>
+            <m:endChr m:val="]"/>
+            <m:grow/>
+          </m:dPr>
+          <m:e>
+            <m:r>
+              <m:t>Y</m:t>
+            </m:r>
+            <m:r>
+              <m:rPr>
+                <m:sty m:val="p"/>
+              </m:rPr>
+              <m:t>∣</m:t>
+            </m:r>
+            <m:r>
+              <m:t>A</m:t>
+            </m:r>
+            <m:r>
+              <m:rPr>
+                <m:sty m:val="p"/>
+              </m:rPr>
+              <m:t>=</m:t>
+            </m:r>
+            <m:r>
+              <m:t>0</m:t>
+            </m:r>
+          </m:e>
+        </m:d>
       </m:oMath>
       <w:ins w:id="77" w:author="PR Preview" w:date="2024-01-01T00:00:00Z">
         <w:r>
@@ -16060,30 +16072,28 @@
           </m:rPr>
           <m:t>exp</m:t>
         </m:r>
-        <m:r>
-          <m:rPr>
-            <m:sty m:val="p"/>
-          </m:rPr>
-          <m:t>(</m:t>
-        </m:r>
-        <m:sSub>
+        <m:d>
+          <m:dPr>
+            <m:begChr m:val="{"/>
+            <m:sepChr m:val=""/>
+            <m:endChr m:val="}"/>
+            <m:grow/>
+          </m:dPr>
           <m:e>
-            <m:r>
-              <m:t>α</m:t>
-            </m:r>
+            <m:sSub>
+              <m:e>
+                <m:r>
+                  <m:t>α</m:t>
+                </m:r>
+              </m:e>
+              <m:sub>
+                <m:r>
+                  <m:t>1</m:t>
+                </m:r>
+              </m:sub>
+            </m:sSub>
           </m:e>
-          <m:sub>
-            <m:r>
-              <m:t>1</m:t>
-            </m:r>
-          </m:sub>
-        </m:sSub>
-        <m:r>
-          <m:rPr>
-            <m:sty m:val="p"/>
-          </m:rPr>
-          <m:t>)</m:t>
-        </m:r>
+        </m:d>
       </m:oMath>
       <w:ins w:id="165" w:author="PR Preview" w:date="2024-01-01T00:00:00Z">
         <w:r>
@@ -16238,37 +16248,35 @@
           </m:rPr>
           <m:t>exp</m:t>
         </m:r>
-        <m:r>
-          <m:rPr>
-            <m:sty m:val="p"/>
-          </m:rPr>
-          <m:t>(</m:t>
-        </m:r>
-        <m:sSub>
+        <m:d>
+          <m:dPr>
+            <m:begChr m:val="{"/>
+            <m:sepChr m:val=""/>
+            <m:endChr m:val="}"/>
+            <m:grow/>
+          </m:dPr>
           <m:e>
-            <m:acc>
-              <m:accPr>
-                <m:chr m:val="̂"/>
-              </m:accPr>
+            <m:sSub>
               <m:e>
+                <m:acc>
+                  <m:accPr>
+                    <m:chr m:val="̂"/>
+                  </m:accPr>
+                  <m:e>
+                    <m:r>
+                      <m:t>θ</m:t>
+                    </m:r>
+                  </m:e>
+                </m:acc>
+              </m:e>
+              <m:sub>
                 <m:r>
-                  <m:t>θ</m:t>
+                  <m:t>1</m:t>
                 </m:r>
-              </m:e>
-            </m:acc>
+              </m:sub>
+            </m:sSub>
           </m:e>
-          <m:sub>
-            <m:r>
-              <m:t>1</m:t>
-            </m:r>
-          </m:sub>
-        </m:sSub>
-        <m:r>
-          <m:rPr>
-            <m:sty m:val="p"/>
-          </m:rPr>
-          <m:t>)</m:t>
-        </m:r>
+        </m:d>
         <m:r>
           <m:rPr>
             <m:sty m:val="p"/>
@@ -16296,7 +16304,17 @@
       </w:pPr>
       <w:ins w:id="168" w:author="PR Preview" w:date="2024-01-01T00:00:00Z">
         <w:r>
-          <w:t xml:space="preserve">This model is saturated for a dichotomous treatment; for a continuous treatment one would specify a nonsaturated logistic model</w:t>
+          <w:t xml:space="preserve">This model is saturated for a dichotomous treatment;</w:t>
+        </w:r>
+      </w:ins>
+      <w:ins w:id="168" w:author="PR Preview" w:date="2024-01-01T00:00:00Z">
+        <w:r>
+          <w:t xml:space="preserve"> </w:t>
+        </w:r>
+      </w:ins>
+      <w:ins w:id="168" w:author="PR Preview" w:date="2024-01-01T00:00:00Z">
+        <w:r>
+          <w:t xml:space="preserve">for a continuous treatment one would specify a nonsaturated logistic model</w:t>
         </w:r>
       </w:ins>
       <w:ins w:id="168" w:author="PR Preview" w:date="2024-01-01T00:00:00Z">
@@ -20398,7 +20416,17 @@
       </w:ins>
       <w:ins w:id="212" w:author="PR Preview" w:date="2024-01-01T00:00:00Z">
         <w:r>
-          <w:t xml:space="preserve">will not generally hold; Part III presents alternative exchangeability conditions under which IP weighting still works</w:t>
+          <w:t xml:space="preserve">will not generally hold;</w:t>
+        </w:r>
+      </w:ins>
+      <w:ins w:id="212" w:author="PR Preview" w:date="2024-01-01T00:00:00Z">
+        <w:r>
+          <w:t xml:space="preserve"> </w:t>
+        </w:r>
+      </w:ins>
+      <w:ins w:id="212" w:author="PR Preview" w:date="2024-01-01T00:00:00Z">
+        <w:r>
+          <w:t xml:space="preserve">Part III presents alternative exchangeability conditions under which IP weighting still works</w:t>
         </w:r>
       </w:ins>
       <w:ins w:id="212" w:author="PR Preview" w:date="2024-01-01T00:00:00Z">
@@ -23526,7 +23554,13 @@
               <w:t xml:space="preserve">(Hernán and Robins 2020, Technical Point 12.2, p. 174)</w:t>
             </w:r>
             <w:r>
-              <w:t xml:space="preserve">; without it, the solution would average</w:t>
+              <w:t xml:space="preserve">;</w:t>
+            </w:r>
+            <w:r>
+              <w:t xml:space="preserve"> </w:t>
+            </w:r>
+            <w:r>
+              <w:t xml:space="preserve">without it, the solution would average</w:t>
             </w:r>
             <w:r>
               <w:t xml:space="preserve"> </w:t>
